--- a/dokumentacja.decx.docx
+++ b/dokumentacja.decx.docx
@@ -5,6 +5,11 @@
     <w:p>
       <w:r>
         <w:t>Start projektu dnia 29.05.2026</w:t>
+      </w:r>
+    </w:p>
+    <w:p>
+      <w:r>
+        <w:t>CHYBA zainstalowałam aplikacje dla pisania koda na git-hubie</w:t>
       </w:r>
     </w:p>
     <w:sectPr>
